--- a/docs/USER_GUIDE.docx
+++ b/docs/USER_GUIDE.docx
@@ -2,13 +2,13 @@
 <file path=word/document.xml><?xml version="1.0" encoding="utf-8"?>
 <w:document xmlns:w="http://schemas.openxmlformats.org/wordprocessingml/2006/main" xmlns:m="http://schemas.openxmlformats.org/officeDocument/2006/math" xmlns:r="http://schemas.openxmlformats.org/officeDocument/2006/relationships" xmlns:o="urn:schemas-microsoft-com:office:office" xmlns:v="urn:schemas-microsoft-com:vml" xmlns:w10="urn:schemas-microsoft-com:office:word" xmlns:a="http://schemas.openxmlformats.org/drawingml/2006/main" xmlns:pic="http://schemas.openxmlformats.org/drawingml/2006/picture" xmlns:wp="http://schemas.openxmlformats.org/drawingml/2006/wordprocessingDrawing">
   <w:body>
-    <w:bookmarkStart w:id="25" w:name="docs_chain--user-guide"/>
+    <w:bookmarkStart w:id="25" w:name="docs-chain-user-guide"/>
     <w:p>
       <w:pPr>
         <w:pStyle w:val="Heading1"/>
       </w:pPr>
       <w:r>
-        <w:t xml:space="preserve">docs_chain — User Guide</w:t>
+        <w:t xml:space="preserve">Docs Chain — User Guide</w:t>
       </w:r>
     </w:p>
     <w:p>
@@ -26,7 +26,7 @@
         <w:t xml:space="preserve"> </w:t>
       </w:r>
       <w:r>
-        <w:t xml:space="preserve">1</w:t>
+        <w:t xml:space="preserve">2</w:t>
       </w:r>
       <w:r>
         <w:t xml:space="preserve"> </w:t>
@@ -42,7 +42,7 @@
         <w:t xml:space="preserve"> </w:t>
       </w:r>
       <w:r>
-        <w:t xml:space="preserve">2026-05-29T08:59:39Z</w:t>
+        <w:t xml:space="preserve">2026-05-29T12:00:00Z</w:t>
       </w:r>
       <w:r>
         <w:t xml:space="preserve"> </w:t>
@@ -110,7 +110,7 @@
         <w:t xml:space="preserve"> </w:t>
       </w:r>
       <w:r>
-        <w:t xml:space="preserve">Operator mandate 2026-05-29 (docs_chain initiative)</w:t>
+        <w:t xml:space="preserve">Operator mandate 2026-05-29 (Docs Chain initiative)</w:t>
       </w:r>
       <w:r>
         <w:t xml:space="preserve"> </w:t>
@@ -324,13 +324,13 @@
       </w:r>
     </w:p>
     <w:bookmarkEnd w:id="9"/>
-    <w:bookmarkStart w:id="11" w:name="X9043eeab91458e0abfbc85976bf6676a4d88c44"/>
+    <w:bookmarkStart w:id="11" w:name="what-you-adopt-docs-chain-for"/>
     <w:p>
       <w:pPr>
         <w:pStyle w:val="Heading2"/>
       </w:pPr>
       <w:r>
-        <w:t xml:space="preserve">1. What you adopt docs_chain for</w:t>
+        <w:t xml:space="preserve">1. What you adopt Docs Chain for</w:t>
       </w:r>
     </w:p>
     <w:p>
@@ -442,7 +442,7 @@
         <w:pStyle w:val="FirstParagraph"/>
       </w:pPr>
       <w:r>
-        <w:t xml:space="preserve">docs_chain replaces the per-purpose sync scripts each of these otherwise</w:t>
+        <w:t xml:space="preserve">Docs Chain replaces the per-purpose sync scripts each of these otherwise</w:t>
       </w:r>
       <w:r>
         <w:t xml:space="preserve"> </w:t>
@@ -473,7 +473,7 @@
       </w:r>
     </w:p>
     <w:bookmarkEnd w:id="11"/>
-    <w:bookmarkStart w:id="12" w:name="X90e929d3c876b514d121d9601670ecca39e7803"/>
+    <w:bookmarkStart w:id="12" w:name="prerequisites"/>
     <w:p>
       <w:pPr>
         <w:pStyle w:val="Heading2"/>
@@ -497,12 +497,13 @@
     <w:tbl>
       <w:tblPr>
         <w:tblStyle w:val="Table"/>
-        <w:tblW w:type="auto" w:w="0"/>
+        <w:tblW w:type="pct" w:w="5000"/>
+        <w:tblLayout w:type="fixed"/>
         <w:tblLook w:firstRow="1" w:lastRow="0" w:firstColumn="0" w:lastColumn="0" w:noHBand="0" w:noVBand="0" w:val="0020"/>
       </w:tblPr>
       <w:tblGrid>
-        <w:gridCol w:w="3960"/>
-        <w:gridCol w:w="3960"/>
+        <w:gridCol w:w="5720"/>
+        <w:gridCol w:w="2200"/>
       </w:tblGrid>
       <w:tr>
         <w:trPr>
@@ -674,7 +675,7 @@
               <w:t xml:space="preserve"> </w:t>
             </w:r>
             <w:r>
-              <w:t xml:space="preserve">(or the project's DB binary, e.g. §11.4.93</w:t>
+              <w:t xml:space="preserve">(or the project’s DB binary, e.g. §11.4.93</w:t>
             </w:r>
             <w:r>
               <w:t xml:space="preserve"> </w:t>
@@ -771,7 +772,7 @@
         <w:pStyle w:val="BodyText"/>
       </w:pPr>
       <w:r>
-        <w:t xml:space="preserve">docs_chain shells out to these existing commands during migration, so no</w:t>
+        <w:t xml:space="preserve">Docs Chain shells out to these existing commands during migration, so no</w:t>
       </w:r>
       <w:r>
         <w:t xml:space="preserve"> </w:t>
@@ -788,7 +789,7 @@
       </w:r>
     </w:p>
     <w:bookmarkEnd w:id="12"/>
-    <w:bookmarkStart w:id="15" w:name="X14a307388374dbcc03135cf63f1389d67750514"/>
+    <w:bookmarkStart w:id="15" w:name="install-build"/>
     <w:p>
       <w:pPr>
         <w:pStyle w:val="Heading2"/>
@@ -809,7 +810,7 @@
         <w:t xml:space="preserve">Status: PLANNED (Phase 1 build / Phase 6 submodule distribution).</w:t>
       </w:r>
     </w:p>
-    <w:bookmarkStart w:id="13" w:name="X25bada9d0fb6bd0c96659a2e036f00769db6ccb"/>
+    <w:bookmarkStart w:id="13" w:name="Xf43f510318498859a2c57d93fcee21f7121566d"/>
     <w:p>
       <w:pPr>
         <w:pStyle w:val="Heading3"/>
@@ -956,7 +957,7 @@
       </w:r>
     </w:p>
     <w:bookmarkEnd w:id="13"/>
-    <w:bookmarkStart w:id="14" w:name="Xc05376e3c9c00ac55475949c13fb3c84e353bcb"/>
+    <w:bookmarkStart w:id="14" w:name="build-from-a-checkout"/>
     <w:p>
       <w:pPr>
         <w:pStyle w:val="Heading3"/>
@@ -1039,7 +1040,7 @@
     </w:p>
     <w:bookmarkEnd w:id="14"/>
     <w:bookmarkEnd w:id="15"/>
-    <w:bookmarkStart w:id="16" w:name="X8c3222f94caac6e5ae6c0777dcb74f841c9f0c6"/>
+    <w:bookmarkStart w:id="16" w:name="initialize-.docs_chain"/>
     <w:p>
       <w:pPr>
         <w:pStyle w:val="Heading2"/>
@@ -1074,7 +1075,7 @@
         <w:pStyle w:val="BodyText"/>
       </w:pPr>
       <w:r>
-        <w:t xml:space="preserve">docs_chain reads per-context YAML from</w:t>
+        <w:t xml:space="preserve">Docs Chain reads per-context YAML from</w:t>
       </w:r>
       <w:r>
         <w:t xml:space="preserve"> </w:t>
@@ -1255,7 +1256,7 @@
       </w:r>
     </w:p>
     <w:bookmarkEnd w:id="16"/>
-    <w:bookmarkStart w:id="18" w:name="X24a27b872e47ea629119e5d0e7c5aa94d505459"/>
+    <w:bookmarkStart w:id="18" w:name="define-a-context"/>
     <w:p>
       <w:pPr>
         <w:pStyle w:val="Heading2"/>
@@ -2149,7 +2150,7 @@
       </w:r>
     </w:p>
     <w:bookmarkEnd w:id="18"/>
-    <w:bookmarkStart w:id="19" w:name="Xf9d1a79a0a21cb9b89508906702e6b826ac039a"/>
+    <w:bookmarkStart w:id="19" w:name="register-nodes-edges-rules-of-thumb"/>
     <w:p>
       <w:pPr>
         <w:pStyle w:val="Heading2"/>
@@ -2281,10 +2282,7 @@
         </w:numPr>
       </w:pPr>
       <w:r>
-        <w:t xml:space="preserve">A two-way single-source-of-truth relation (e.g.</w:t>
-      </w:r>
-      <w:r>
-        <w:t xml:space="preserve"> </w:t>
+        <w:t xml:space="preserve">A two-way single-source-of-truth relation (e.g. </w:t>
       </w:r>
       <w:r>
         <w:rPr>
@@ -2370,7 +2368,7 @@
         <w:t xml:space="preserve"> </w:t>
       </w:r>
       <w:r>
-        <w:t xml:space="preserve">sub-graph MUST be acyclic — docs_chain refuses to run</w:t>
+        <w:t xml:space="preserve">sub-graph MUST be acyclic — Docs Chain refuses to run</w:t>
       </w:r>
       <w:r>
         <w:t xml:space="preserve"> </w:t>
@@ -2387,7 +2385,7 @@
       </w:r>
     </w:p>
     <w:bookmarkEnd w:id="19"/>
-    <w:bookmarkStart w:id="20" w:name="Xb1c6e6497d4e28a282f4789cacdb96616a04f9d"/>
+    <w:bookmarkStart w:id="20" w:name="run-a-one-shot-sync"/>
     <w:p>
       <w:pPr>
         <w:pStyle w:val="Heading2"/>
@@ -2500,13 +2498,14 @@
     <w:tbl>
       <w:tblPr>
         <w:tblStyle w:val="Table"/>
-        <w:tblW w:type="auto" w:w="0"/>
+        <w:tblW w:type="pct" w:w="5000"/>
+        <w:tblLayout w:type="fixed"/>
         <w:tblLook w:firstRow="1" w:lastRow="0" w:firstColumn="0" w:lastColumn="0" w:noHBand="0" w:noVBand="0" w:val="0020"/>
       </w:tblPr>
       <w:tblGrid>
-        <w:gridCol w:w="2640"/>
-        <w:gridCol w:w="2640"/>
-        <w:gridCol w:w="2640"/>
+        <w:gridCol w:w="2066"/>
+        <w:gridCol w:w="3099"/>
+        <w:gridCol w:w="2754"/>
       </w:tblGrid>
       <w:tr>
         <w:trPr>
@@ -2746,7 +2745,7 @@
       </w:r>
     </w:p>
     <w:bookmarkEnd w:id="20"/>
-    <w:bookmarkStart w:id="21" w:name="Xdf85d44cc33ee218b8d03d12f8511fc012084d7"/>
+    <w:bookmarkStart w:id="21" w:name="run-the-watch-daemon"/>
     <w:p>
       <w:pPr>
         <w:pStyle w:val="Heading2"/>
@@ -2880,7 +2879,7 @@
       </w:r>
     </w:p>
     <w:bookmarkEnd w:id="21"/>
-    <w:bookmarkStart w:id="22" w:name="Xc12a7c0749fb04d1e8fc8e7b81f948386421498"/>
+    <w:bookmarkStart w:id="22" w:name="interpret-and-resolve-conflicts"/>
     <w:p>
       <w:pPr>
         <w:pStyle w:val="Heading2"/>
@@ -2973,7 +2972,7 @@
         <w:t xml:space="preserve"> </w:t>
       </w:r>
       <w:r>
-        <w:t xml:space="preserve">was mutated by another tool. docs_chain writes</w:t>
+        <w:t xml:space="preserve">was mutated by another tool. Docs Chain writes</w:t>
       </w:r>
       <w:r>
         <w:t xml:space="preserve"> </w:t>
@@ -3064,7 +3063,7 @@
         <w:pStyle w:val="FirstParagraph"/>
       </w:pPr>
       <w:r>
-        <w:t xml:space="preserve">docs_chain will never auto-merge two divergent edits; that decision is</w:t>
+        <w:t xml:space="preserve">Docs Chain will never auto-merge two divergent edits; that decision is</w:t>
       </w:r>
       <w:r>
         <w:t xml:space="preserve"> </w:t>
@@ -3081,7 +3080,7 @@
       </w:r>
     </w:p>
     <w:bookmarkEnd w:id="22"/>
-    <w:bookmarkStart w:id="23" w:name="X102c6ccb3c3bb41df390ad3d85744e0f34c935d"/>
+    <w:bookmarkStart w:id="23" w:name="ci-integration"/>
     <w:p>
       <w:pPr>
         <w:pStyle w:val="Heading2"/>
@@ -3433,7 +3432,7 @@
       </w:r>
     </w:p>
     <w:bookmarkEnd w:id="23"/>
-    <w:bookmarkStart w:id="24" w:name="Xec4f1ccca62745376ac0dbfb65a3ee1dc65a919"/>
+    <w:bookmarkStart w:id="24" w:name="troubleshooting"/>
     <w:p>
       <w:pPr>
         <w:pStyle w:val="Heading2"/>
@@ -3457,13 +3456,14 @@
     <w:tbl>
       <w:tblPr>
         <w:tblStyle w:val="Table"/>
-        <w:tblW w:type="auto" w:w="0"/>
+        <w:tblW w:type="pct" w:w="5000"/>
+        <w:tblLayout w:type="fixed"/>
         <w:tblLook w:firstRow="1" w:lastRow="0" w:firstColumn="0" w:lastColumn="0" w:noHBand="0" w:noVBand="0" w:val="0020"/>
       </w:tblPr>
       <w:tblGrid>
-        <w:gridCol w:w="2640"/>
-        <w:gridCol w:w="2640"/>
-        <w:gridCol w:w="2640"/>
+        <w:gridCol w:w="2545"/>
+        <w:gridCol w:w="1980"/>
+        <w:gridCol w:w="3394"/>
       </w:tblGrid>
       <w:tr>
         <w:trPr>
@@ -3645,7 +3645,7 @@
               <w:pStyle w:val="Compact"/>
             </w:pPr>
             <w:r>
-              <w:t xml:space="preserve">check the transform's stderr in</w:t>
+              <w:t xml:space="preserve">check the transform’s stderr in</w:t>
             </w:r>
             <w:r>
               <w:t xml:space="preserve"> </w:t>
@@ -3670,7 +3670,7 @@
               <w:pStyle w:val="Compact"/>
             </w:pPr>
             <w:r>
-              <w:t xml:space="preserve">"node hash mismatch on a file you did not edit"</w:t>
+              <w:t xml:space="preserve">“node hash mismatch on a file you did not edit”</w:t>
             </w:r>
           </w:p>
         </w:tc>

--- a/docs/USER_GUIDE.docx
+++ b/docs/USER_GUIDE.docx
@@ -2,6 +2,14 @@
 <file path=word/document.xml><?xml version="1.0" encoding="utf-8"?>
 <w:document xmlns:w="http://schemas.openxmlformats.org/wordprocessingml/2006/main" xmlns:m="http://schemas.openxmlformats.org/officeDocument/2006/math" xmlns:r="http://schemas.openxmlformats.org/officeDocument/2006/relationships" xmlns:o="urn:schemas-microsoft-com:office:office" xmlns:v="urn:schemas-microsoft-com:vml" xmlns:w10="urn:schemas-microsoft-com:office:word" xmlns:a="http://schemas.openxmlformats.org/drawingml/2006/main" xmlns:pic="http://schemas.openxmlformats.org/drawingml/2006/picture" xmlns:wp="http://schemas.openxmlformats.org/drawingml/2006/wordprocessingDrawing">
   <w:body>
+    <w:p>
+      <w:pPr>
+        <w:pStyle w:val="Title"/>
+      </w:pPr>
+      <w:r>
+        <w:t xml:space="preserve">USER_GUIDE</w:t>
+      </w:r>
+    </w:p>
     <w:bookmarkStart w:id="25" w:name="docs-chain-user-guide"/>
     <w:p>
       <w:pPr>
@@ -58,19 +66,19 @@
         <w:t xml:space="preserve"> </w:t>
       </w:r>
       <w:r>
-        <w:t xml:space="preserve">The Phase 1 core engine (</w:t>
+        <w:t xml:space="preserve">The Phase 1–3 engine plus the Phase-4 config loader + CLI (</w:t>
       </w:r>
       <w:r>
         <w:rPr>
           <w:rStyle w:val="VerbatimChar"/>
         </w:rPr>
-        <w:t xml:space="preserve">internal/hash</w:t>
-      </w:r>
-      <w:r>
-        <w:t xml:space="preserve"> </w:t>
-      </w:r>
-      <w:r>
-        <w:t xml:space="preserve">+</w:t>
+        <w:t xml:space="preserve">doctor</w:t>
+      </w:r>
+      <w:r>
+        <w:t xml:space="preserve"> </w:t>
+      </w:r>
+      <w:r>
+        <w:t xml:space="preserve">/</w:t>
       </w:r>
       <w:r>
         <w:t xml:space="preserve"> </w:t>
@@ -79,22 +87,82 @@
         <w:rPr>
           <w:rStyle w:val="VerbatimChar"/>
         </w:rPr>
-        <w:t xml:space="preserve">internal/graph</w:t>
-      </w:r>
-      <w:r>
-        <w:t xml:space="preserve">) is IMPLEMENTED + tested (</w:t>
+        <w:t xml:space="preserve">sync</w:t>
+      </w:r>
+      <w:r>
+        <w:t xml:space="preserve"> </w:t>
+      </w:r>
+      <w:r>
+        <w:t xml:space="preserve">/</w:t>
+      </w:r>
+      <w:r>
+        <w:t xml:space="preserve"> </w:t>
       </w:r>
       <w:r>
         <w:rPr>
           <w:rStyle w:val="VerbatimChar"/>
         </w:rPr>
-        <w:t xml:space="preserve">go test ./...</w:t>
-      </w:r>
-      <w:r>
-        <w:t xml:space="preserve"> </w:t>
-      </w:r>
-      <w:r>
-        <w:t xml:space="preserve">passes). The CLI/daemon workflow described in this guide is PLANNED (Phases 2–4). See status tags per section.</w:t>
+        <w:t xml:space="preserve">verify</w:t>
+      </w:r>
+      <w:r>
+        <w:t xml:space="preserve"> </w:t>
+      </w:r>
+      <w:r>
+        <w:t xml:space="preserve">/</w:t>
+      </w:r>
+      <w:r>
+        <w:t xml:space="preserve"> </w:t>
+      </w:r>
+      <w:r>
+        <w:rPr>
+          <w:rStyle w:val="VerbatimChar"/>
+        </w:rPr>
+        <w:t xml:space="preserve">graph</w:t>
+      </w:r>
+      <w:r>
+        <w:t xml:space="preserve">) are IMPLEMENTED + tested (</w:t>
+      </w:r>
+      <w:r>
+        <w:rPr>
+          <w:rStyle w:val="VerbatimChar"/>
+        </w:rPr>
+        <w:t xml:space="preserve">go test -race ./...</w:t>
+      </w:r>
+      <w:r>
+        <w:t xml:space="preserve"> </w:t>
+      </w:r>
+      <w:r>
+        <w:t xml:space="preserve">passes); the built</w:t>
+      </w:r>
+      <w:r>
+        <w:t xml:space="preserve"> </w:t>
+      </w:r>
+      <w:r>
+        <w:rPr>
+          <w:rStyle w:val="VerbatimChar"/>
+        </w:rPr>
+        <w:t xml:space="preserve">docs_chain</w:t>
+      </w:r>
+      <w:r>
+        <w:t xml:space="preserve"> </w:t>
+      </w:r>
+      <w:r>
+        <w:t xml:space="preserve">binary runs these subcommands today. The fsnotify</w:t>
+      </w:r>
+      <w:r>
+        <w:t xml:space="preserve"> </w:t>
+      </w:r>
+      <w:r>
+        <w:rPr>
+          <w:rStyle w:val="VerbatimChar"/>
+        </w:rPr>
+        <w:t xml:space="preserve">watch</w:t>
+      </w:r>
+      <w:r>
+        <w:t xml:space="preserve"> </w:t>
+      </w:r>
+      <w:r>
+        <w:t xml:space="preserve">daemon (§8) remains PLANNED. See status tags per section.</w:t>
       </w:r>
       <w:r>
         <w:t xml:space="preserve"> </w:t>
@@ -223,19 +291,28 @@
         <w:pStyle w:val="FirstParagraph"/>
       </w:pPr>
       <w:r>
-        <w:t xml:space="preserve">The Phase 1 core engine (</w:t>
+        <w:t xml:space="preserve">The Phase 1–3 engine and the Phase-4 config loader + CLI are built and</w:t>
+      </w:r>
+      <w:r>
+        <w:t xml:space="preserve"> </w:t>
+      </w:r>
+      <w:r>
+        <w:t xml:space="preserve">tested. The</w:t>
+      </w:r>
+      <w:r>
+        <w:t xml:space="preserve"> </w:t>
       </w:r>
       <w:r>
         <w:rPr>
           <w:rStyle w:val="VerbatimChar"/>
         </w:rPr>
-        <w:t xml:space="preserve">internal/hash</w:t>
-      </w:r>
-      <w:r>
-        <w:t xml:space="preserve"> </w:t>
-      </w:r>
-      <w:r>
-        <w:t xml:space="preserve">+</w:t>
+        <w:t xml:space="preserve">docs_chain</w:t>
+      </w:r>
+      <w:r>
+        <w:t xml:space="preserve"> </w:t>
+      </w:r>
+      <w:r>
+        <w:t xml:space="preserve">binary runs</w:t>
       </w:r>
       <w:r>
         <w:t xml:space="preserve"> </w:t>
@@ -244,22 +321,13 @@
         <w:rPr>
           <w:rStyle w:val="VerbatimChar"/>
         </w:rPr>
-        <w:t xml:space="preserve">internal/graph</w:t>
-      </w:r>
-      <w:r>
-        <w:t xml:space="preserve">) is built and</w:t>
-      </w:r>
-      <w:r>
-        <w:t xml:space="preserve"> </w:t>
-      </w:r>
-      <w:r>
-        <w:t xml:space="preserve">tested and is usable today as a Go library (see the README quick-start).</w:t>
-      </w:r>
-      <w:r>
-        <w:t xml:space="preserve"> </w:t>
-      </w:r>
-      <w:r>
-        <w:t xml:space="preserve">The</w:t>
+        <w:t xml:space="preserve">doctor</w:t>
+      </w:r>
+      <w:r>
+        <w:t xml:space="preserve"> </w:t>
+      </w:r>
+      <w:r>
+        <w:t xml:space="preserve">/</w:t>
       </w:r>
       <w:r>
         <w:t xml:space="preserve"> </w:t>
@@ -268,52 +336,91 @@
         <w:rPr>
           <w:rStyle w:val="VerbatimChar"/>
         </w:rPr>
-        <w:t xml:space="preserve">cmd/</w:t>
-      </w:r>
-      <w:r>
-        <w:t xml:space="preserve"> </w:t>
-      </w:r>
-      <w:r>
-        <w:t xml:space="preserve">CLI/daemon is Phase 4, so</w:t>
-      </w:r>
-      <w:r>
-        <w:t xml:space="preserve"> </w:t>
-      </w:r>
-      <w:r>
-        <w:rPr>
-          <w:b/>
-          <w:bCs/>
-        </w:rPr>
-        <w:t xml:space="preserve">every shell command invocation in</w:t>
-      </w:r>
-      <w:r>
-        <w:rPr>
-          <w:b/>
-          <w:bCs/>
-        </w:rPr>
-        <w:t xml:space="preserve"> </w:t>
-      </w:r>
-      <w:r>
-        <w:rPr>
-          <w:b/>
-          <w:bCs/>
-        </w:rPr>
-        <w:t xml:space="preserve">this guide is PLANNED</w:t>
-      </w:r>
-      <w:r>
-        <w:t xml:space="preserve">. The copy-paste examples show the DESIGNED CLI</w:t>
-      </w:r>
-      <w:r>
-        <w:t xml:space="preserve"> </w:t>
-      </w:r>
-      <w:r>
-        <w:t xml:space="preserve">interface so a consuming project can prepare its contexts ahead of the</w:t>
-      </w:r>
-      <w:r>
-        <w:t xml:space="preserve"> </w:t>
-      </w:r>
-      <w:r>
-        <w:t xml:space="preserve">Phase 4 CLI landing. They are not claims that the binary runs today.</w:t>
+        <w:t xml:space="preserve">sync</w:t>
+      </w:r>
+      <w:r>
+        <w:t xml:space="preserve"> </w:t>
+      </w:r>
+      <w:r>
+        <w:t xml:space="preserve">/</w:t>
+      </w:r>
+      <w:r>
+        <w:t xml:space="preserve"> </w:t>
+      </w:r>
+      <w:r>
+        <w:rPr>
+          <w:rStyle w:val="VerbatimChar"/>
+        </w:rPr>
+        <w:t xml:space="preserve">verify</w:t>
+      </w:r>
+      <w:r>
+        <w:t xml:space="preserve"> </w:t>
+      </w:r>
+      <w:r>
+        <w:t xml:space="preserve">/</w:t>
+      </w:r>
+      <w:r>
+        <w:t xml:space="preserve"> </w:t>
+      </w:r>
+      <w:r>
+        <w:rPr>
+          <w:rStyle w:val="VerbatimChar"/>
+        </w:rPr>
+        <w:t xml:space="preserve">graph</w:t>
+      </w:r>
+      <w:r>
+        <w:t xml:space="preserve"> </w:t>
+      </w:r>
+      <w:r>
+        <w:t xml:space="preserve">today (each section below is tagged IMPLEMENTED). The only PLANNED shell</w:t>
+      </w:r>
+      <w:r>
+        <w:t xml:space="preserve"> </w:t>
+      </w:r>
+      <w:r>
+        <w:t xml:space="preserve">workflow in this guide is the fsnotify</w:t>
+      </w:r>
+      <w:r>
+        <w:t xml:space="preserve"> </w:t>
+      </w:r>
+      <w:r>
+        <w:rPr>
+          <w:rStyle w:val="VerbatimChar"/>
+        </w:rPr>
+        <w:t xml:space="preserve">watch</w:t>
+      </w:r>
+      <w:r>
+        <w:t xml:space="preserve"> </w:t>
+      </w:r>
+      <w:r>
+        <w:t xml:space="preserve">daemon (§8); its copy-paste</w:t>
+      </w:r>
+      <w:r>
+        <w:t xml:space="preserve"> </w:t>
+      </w:r>
+      <w:r>
+        <w:t xml:space="preserve">example shows the DESIGNED interface and is not a claim that</w:t>
+      </w:r>
+      <w:r>
+        <w:t xml:space="preserve"> </w:t>
+      </w:r>
+      <w:r>
+        <w:rPr>
+          <w:rStyle w:val="VerbatimChar"/>
+        </w:rPr>
+        <w:t xml:space="preserve">watch</w:t>
+      </w:r>
+      <w:r>
+        <w:t xml:space="preserve"> </w:t>
+      </w:r>
+      <w:r>
+        <w:t xml:space="preserve">runs</w:t>
+      </w:r>
+      <w:r>
+        <w:t xml:space="preserve"> </w:t>
+      </w:r>
+      <w:r>
+        <w:t xml:space="preserve">today.</w:t>
       </w:r>
     </w:p>
     <w:p>
@@ -1067,7 +1174,7 @@
           <w:b/>
           <w:bCs/>
         </w:rPr>
-        <w:t xml:space="preserve">Status: PLANNED (Phase 4 — config loader).</w:t>
+        <w:t xml:space="preserve">Status: IMPLEMENTED (Phase 4 — config loader).</w:t>
       </w:r>
     </w:p>
     <w:p>
@@ -1274,7 +1381,7 @@
           <w:b/>
           <w:bCs/>
         </w:rPr>
-        <w:t xml:space="preserve">Status: PLANNED (Phase 4).</w:t>
+        <w:t xml:space="preserve">Status: IMPLEMENTED (Phase 4 — config loader).</w:t>
       </w:r>
     </w:p>
     <w:p>
@@ -2403,7 +2510,7 @@
           <w:b/>
           <w:bCs/>
         </w:rPr>
-        <w:t xml:space="preserve">Status: PLANNED (Phase 4 —</w:t>
+        <w:t xml:space="preserve">Status: IMPLEMENTED (Phase 4 —</w:t>
       </w:r>
       <w:r>
         <w:rPr>
@@ -3098,7 +3205,7 @@
           <w:b/>
           <w:bCs/>
         </w:rPr>
-        <w:t xml:space="preserve">Status: PLANNED (Phase 4</w:t>
+        <w:t xml:space="preserve">Status: IMPLEMENTED (Phase 4</w:t>
       </w:r>
       <w:r>
         <w:rPr>
@@ -3120,7 +3227,7 @@
           <w:b/>
           <w:bCs/>
         </w:rPr>
-        <w:t xml:space="preserve">; Phase 7.4 operator-gated pre-build</w:t>
+        <w:t xml:space="preserve">); Phase 7.4 operator-gated</w:t>
       </w:r>
       <w:r>
         <w:rPr>
@@ -3134,7 +3241,7 @@
           <w:b/>
           <w:bCs/>
         </w:rPr>
-        <w:t xml:space="preserve">wiring).</w:t>
+        <w:t xml:space="preserve">pre-build wiring PLANNED.</w:t>
       </w:r>
     </w:p>
     <w:p>

--- a/docs/USER_GUIDE.docx
+++ b/docs/USER_GUIDE.docx
@@ -10,7 +10,7 @@
         <w:t xml:space="preserve">USER_GUIDE</w:t>
       </w:r>
     </w:p>
-    <w:bookmarkStart w:id="25" w:name="docs-chain-user-guide"/>
+    <w:bookmarkStart w:id="26" w:name="docs-chain-user-guide"/>
     <w:p>
       <w:pPr>
         <w:pStyle w:val="Heading1"/>
@@ -34,7 +34,7 @@
         <w:t xml:space="preserve"> </w:t>
       </w:r>
       <w:r>
-        <w:t xml:space="preserve">2</w:t>
+        <w:t xml:space="preserve">3</w:t>
       </w:r>
       <w:r>
         <w:t xml:space="preserve"> </w:t>
@@ -50,7 +50,7 @@
         <w:t xml:space="preserve"> </w:t>
       </w:r>
       <w:r>
-        <w:t xml:space="preserve">2026-05-29T12:00:00Z</w:t>
+        <w:t xml:space="preserve">2026-05-31T12:00:00Z</w:t>
       </w:r>
       <w:r>
         <w:t xml:space="preserve"> </w:t>
@@ -147,7 +147,19 @@
         <w:t xml:space="preserve"> </w:t>
       </w:r>
       <w:r>
-        <w:t xml:space="preserve">binary runs these subcommands today. The fsnotify</w:t>
+        <w:t xml:space="preserve">binary runs these subcommands today, and the first downstream consumer (Herald) has wired a 66-doc corpus that</w:t>
+      </w:r>
+      <w:r>
+        <w:t xml:space="preserve"> </w:t>
+      </w:r>
+      <w:r>
+        <w:rPr>
+          <w:rStyle w:val="VerbatimChar"/>
+        </w:rPr>
+        <w:t xml:space="preserve">verify</w:t>
+      </w:r>
+      <w:r>
+        <w:t xml:space="preserve">s exit 0. The fsnotify</w:t>
       </w:r>
       <w:r>
         <w:t xml:space="preserve"> </w:t>
@@ -598,7 +610,7 @@
           <w:b/>
           <w:bCs/>
         </w:rPr>
-        <w:t xml:space="preserve">Status: PLANNED (Phase 4).</w:t>
+        <w:t xml:space="preserve">Status: IMPLEMENTED.</w:t>
       </w:r>
     </w:p>
     <w:tbl>
@@ -914,7 +926,21 @@
           <w:b/>
           <w:bCs/>
         </w:rPr>
-        <w:t xml:space="preserve">Status: PLANNED (Phase 1 build / Phase 6 submodule distribution).</w:t>
+        <w:t xml:space="preserve">Status: IMPLEMENTED (build from a checkout — §3.2); submodule</w:t>
+      </w:r>
+      <w:r>
+        <w:rPr>
+          <w:b/>
+          <w:bCs/>
+        </w:rPr>
+        <w:t xml:space="preserve"> </w:t>
+      </w:r>
+      <w:r>
+        <w:rPr>
+          <w:b/>
+          <w:bCs/>
+        </w:rPr>
+        <w:t xml:space="preserve">distribution PLANNED (Phase 6, operator-gated — §3.1).</w:t>
       </w:r>
     </w:p>
     <w:bookmarkStart w:id="13" w:name="Xf43f510318498859a2c57d93fcee21f7121566d"/>
@@ -1363,7 +1389,7 @@
       </w:r>
     </w:p>
     <w:bookmarkEnd w:id="16"/>
-    <w:bookmarkStart w:id="18" w:name="define-a-context"/>
+    <w:bookmarkStart w:id="19" w:name="define-a-context"/>
     <w:p>
       <w:pPr>
         <w:pStyle w:val="Heading2"/>
@@ -2250,14 +2276,163 @@
       </w:r>
     </w:p>
     <w:p>
+      <w:pPr>
+        <w:pStyle w:val="BodyText"/>
+      </w:pPr>
+      <w:r>
+        <w:t xml:space="preserve">If you wire your existing pandoc/weasyprint export pipeline via</w:t>
+      </w:r>
+      <w:r>
+        <w:t xml:space="preserve"> </w:t>
+      </w:r>
+      <w:r>
+        <w:rPr>
+          <w:rStyle w:val="VerbatimChar"/>
+        </w:rPr>
+        <w:t xml:space="preserve">exec:</w:t>
+      </w:r>
+      <w:r>
+        <w:t xml:space="preserve"> </w:t>
+      </w:r>
+      <w:r>
+        <w:t xml:space="preserve">transforms and your docs reference</w:t>
+      </w:r>
+      <w:r>
+        <w:t xml:space="preserve"> </w:t>
+      </w:r>
+      <w:r>
+        <w:rPr>
+          <w:b/>
+          <w:bCs/>
+        </w:rPr>
+        <w:t xml:space="preserve">relative</w:t>
+      </w:r>
+      <w:r>
+        <w:t xml:space="preserve"> </w:t>
+      </w:r>
+      <w:r>
+        <w:t xml:space="preserve">assets (</w:t>
+      </w:r>
+      <w:r>
+        <w:rPr>
+          <w:rStyle w:val="VerbatimChar"/>
+        </w:rPr>
+        <w:t xml:space="preserve">--css</w:t>
+      </w:r>
+      <w:r>
+        <w:t xml:space="preserve">,</w:t>
+      </w:r>
+      <w:r>
+        <w:t xml:space="preserve"> </w:t>
+      </w:r>
+      <w:r>
+        <w:rPr>
+          <w:rStyle w:val="VerbatimChar"/>
+        </w:rPr>
+        <w:t xml:space="preserve">&lt;img src="..."&gt;</w:t>
+      </w:r>
+      <w:r>
+        <w:t xml:space="preserve">), read</w:t>
+      </w:r>
+      <w:r>
+        <w:t xml:space="preserve"> </w:t>
+      </w:r>
+      <w:hyperlink r:id="rId18">
+        <w:r>
+          <w:rPr>
+            <w:rStyle w:val="VerbatimChar"/>
+          </w:rPr>
+          <w:t xml:space="preserve">USE_CASE_CATALOGUE.md</w:t>
+        </w:r>
+        <w:r>
+          <w:rPr>
+            <w:rStyle w:val="Hyperlink"/>
+          </w:rPr>
+          <w:t xml:space="preserve"> </w:t>
+        </w:r>
+        <w:r>
+          <w:rPr>
+            <w:rStyle w:val="Hyperlink"/>
+          </w:rPr>
+          <w:t xml:space="preserve">Appendix Z</w:t>
+        </w:r>
+      </w:hyperlink>
+      <w:r>
+        <w:t xml:space="preserve"> </w:t>
+      </w:r>
+      <w:r>
+        <w:t xml:space="preserve">first — it is the worked, verify-green pattern (from the Herald consumer)</w:t>
+      </w:r>
+      <w:r>
+        <w:t xml:space="preserve"> </w:t>
+      </w:r>
+      <w:r>
+        <w:t xml:space="preserve">for keeping relative-asset exports byte-stable under</w:t>
+      </w:r>
+      <w:r>
+        <w:t xml:space="preserve"> </w:t>
+      </w:r>
+      <w:r>
+        <w:rPr>
+          <w:rStyle w:val="VerbatimChar"/>
+        </w:rPr>
+        <w:t xml:space="preserve">verify</w:t>
+      </w:r>
+      <w:r>
+        <w:t xml:space="preserve">. Short</w:t>
+      </w:r>
+      <w:r>
+        <w:t xml:space="preserve"> </w:t>
+      </w:r>
+      <w:r>
+        <w:t xml:space="preserve">version: pass each doc’s real directory as a trailing</w:t>
+      </w:r>
+      <w:r>
+        <w:t xml:space="preserve"> </w:t>
+      </w:r>
+      <w:r>
+        <w:rPr>
+          <w:rStyle w:val="VerbatimChar"/>
+        </w:rPr>
+        <w:t xml:space="preserve">args:</w:t>
+      </w:r>
+      <w:r>
+        <w:t xml:space="preserve"> </w:t>
+      </w:r>
+      <w:r>
+        <w:t xml:space="preserve">entry and</w:t>
+      </w:r>
+      <w:r>
+        <w:t xml:space="preserve"> </w:t>
+      </w:r>
+      <w:r>
+        <w:rPr>
+          <w:rStyle w:val="VerbatimChar"/>
+        </w:rPr>
+        <w:t xml:space="preserve">cd</w:t>
+      </w:r>
+      <w:r>
+        <w:t xml:space="preserve"> </w:t>
+      </w:r>
+      <w:r>
+        <w:t xml:space="preserve">into it in the wrapper, because Docs Chain stages inputs to temp</w:t>
+      </w:r>
+      <w:r>
+        <w:t xml:space="preserve"> </w:t>
+      </w:r>
+      <w:r>
+        <w:t xml:space="preserve">files with cwd = projectRoot.</w:t>
+      </w:r>
+    </w:p>
+    <w:p>
       <w:r>
         <w:pict>
           <v:rect style="width:0;height:1.5pt" o:hralign="center" o:hrstd="t" o:hr="t"/>
         </w:pict>
       </w:r>
     </w:p>
-    <w:bookmarkEnd w:id="18"/>
-    <w:bookmarkStart w:id="19" w:name="register-nodes-edges-rules-of-thumb"/>
+    <w:bookmarkEnd w:id="19"/>
+    <w:bookmarkStart w:id="20" w:name="register-nodes-edges-rules-of-thumb"/>
     <w:p>
       <w:pPr>
         <w:pStyle w:val="Heading2"/>
@@ -2275,7 +2450,7 @@
           <w:b/>
           <w:bCs/>
         </w:rPr>
-        <w:t xml:space="preserve">Status: PLANNED (Phase 4).</w:t>
+        <w:t xml:space="preserve">Status: IMPLEMENTED.</w:t>
       </w:r>
     </w:p>
     <w:p>
@@ -2491,8 +2666,8 @@
         </w:pict>
       </w:r>
     </w:p>
-    <w:bookmarkEnd w:id="19"/>
-    <w:bookmarkStart w:id="20" w:name="run-a-one-shot-sync"/>
+    <w:bookmarkEnd w:id="20"/>
+    <w:bookmarkStart w:id="21" w:name="run-a-one-shot-sync"/>
     <w:p>
       <w:pPr>
         <w:pStyle w:val="Heading2"/>
@@ -2851,8 +3026,8 @@
         </w:pict>
       </w:r>
     </w:p>
-    <w:bookmarkEnd w:id="20"/>
-    <w:bookmarkStart w:id="21" w:name="run-the-watch-daemon"/>
+    <w:bookmarkEnd w:id="21"/>
+    <w:bookmarkStart w:id="22" w:name="run-the-watch-daemon"/>
     <w:p>
       <w:pPr>
         <w:pStyle w:val="Heading2"/>
@@ -2985,8 +3160,8 @@
         </w:pict>
       </w:r>
     </w:p>
-    <w:bookmarkEnd w:id="21"/>
-    <w:bookmarkStart w:id="22" w:name="interpret-and-resolve-conflicts"/>
+    <w:bookmarkEnd w:id="22"/>
+    <w:bookmarkStart w:id="23" w:name="interpret-and-resolve-conflicts"/>
     <w:p>
       <w:pPr>
         <w:pStyle w:val="Heading2"/>
@@ -3004,7 +3179,137 @@
           <w:b/>
           <w:bCs/>
         </w:rPr>
-        <w:t xml:space="preserve">Status: PLANNED (Phase 3 conflict semantics / Phase 4 surfacing).</w:t>
+        <w:t xml:space="preserve">Status: IMPLEMENTED (Phase 3 conflict semantics + Phase 4 CLI surfacing</w:t>
+      </w:r>
+      <w:r>
+        <w:rPr>
+          <w:b/>
+          <w:bCs/>
+        </w:rPr>
+        <w:t xml:space="preserve"> </w:t>
+      </w:r>
+      <w:r>
+        <w:rPr>
+          <w:b/>
+          <w:bCs/>
+        </w:rPr>
+        <w:t xml:space="preserve">—</w:t>
+      </w:r>
+      <w:r>
+        <w:rPr>
+          <w:b/>
+          <w:bCs/>
+        </w:rPr>
+        <w:t xml:space="preserve"> </w:t>
+      </w:r>
+      <w:r>
+        <w:rPr>
+          <w:rStyle w:val="VerbatimChar"/>
+          <w:b/>
+          <w:bCs/>
+        </w:rPr>
+        <w:t xml:space="preserve">sync</w:t>
+      </w:r>
+      <w:r>
+        <w:rPr>
+          <w:b/>
+          <w:bCs/>
+        </w:rPr>
+        <w:t xml:space="preserve"> </w:t>
+      </w:r>
+      <w:r>
+        <w:rPr>
+          <w:b/>
+          <w:bCs/>
+        </w:rPr>
+        <w:t xml:space="preserve">exits 2 and</w:t>
+      </w:r>
+      <w:r>
+        <w:rPr>
+          <w:b/>
+          <w:bCs/>
+        </w:rPr>
+        <w:t xml:space="preserve"> </w:t>
+      </w:r>
+      <w:r>
+        <w:rPr>
+          <w:rStyle w:val="VerbatimChar"/>
+          <w:b/>
+          <w:bCs/>
+        </w:rPr>
+        <w:t xml:space="preserve">verify</w:t>
+      </w:r>
+      <w:r>
+        <w:rPr>
+          <w:b/>
+          <w:bCs/>
+        </w:rPr>
+        <w:t xml:space="preserve"> </w:t>
+      </w:r>
+      <w:r>
+        <w:rPr>
+          <w:b/>
+          <w:bCs/>
+        </w:rPr>
+        <w:t xml:space="preserve">reports</w:t>
+      </w:r>
+      <w:r>
+        <w:rPr>
+          <w:b/>
+          <w:bCs/>
+        </w:rPr>
+        <w:t xml:space="preserve"> </w:t>
+      </w:r>
+      <w:r>
+        <w:rPr>
+          <w:rStyle w:val="VerbatimChar"/>
+          <w:b/>
+          <w:bCs/>
+        </w:rPr>
+        <w:t xml:space="preserve">CONFLICT</w:t>
+      </w:r>
+      <w:r>
+        <w:rPr>
+          <w:b/>
+          <w:bCs/>
+        </w:rPr>
+        <w:t xml:space="preserve"> </w:t>
+      </w:r>
+      <w:r>
+        <w:rPr>
+          <w:b/>
+          <w:bCs/>
+        </w:rPr>
+        <w:t xml:space="preserve">on a both-dirty</w:t>
+      </w:r>
+      <w:r>
+        <w:rPr>
+          <w:b/>
+          <w:bCs/>
+        </w:rPr>
+        <w:t xml:space="preserve"> </w:t>
+      </w:r>
+      <w:r>
+        <w:rPr>
+          <w:rStyle w:val="VerbatimChar"/>
+          <w:b/>
+          <w:bCs/>
+        </w:rPr>
+        <w:t xml:space="preserve">sync</w:t>
+      </w:r>
+      <w:r>
+        <w:rPr>
+          <w:b/>
+          <w:bCs/>
+        </w:rPr>
+        <w:t xml:space="preserve"> </w:t>
+      </w:r>
+      <w:r>
+        <w:rPr>
+          <w:b/>
+          <w:bCs/>
+        </w:rPr>
+        <w:t xml:space="preserve">pair).</w:t>
       </w:r>
     </w:p>
     <w:p>
@@ -3186,8 +3491,8 @@
         </w:pict>
       </w:r>
     </w:p>
-    <w:bookmarkEnd w:id="22"/>
-    <w:bookmarkStart w:id="23" w:name="ci-integration"/>
+    <w:bookmarkEnd w:id="23"/>
+    <w:bookmarkStart w:id="24" w:name="ci-integration"/>
     <w:p>
       <w:pPr>
         <w:pStyle w:val="Heading2"/>
@@ -3538,8 +3843,8 @@
         </w:pict>
       </w:r>
     </w:p>
-    <w:bookmarkEnd w:id="23"/>
-    <w:bookmarkStart w:id="24" w:name="troubleshooting"/>
+    <w:bookmarkEnd w:id="24"/>
+    <w:bookmarkStart w:id="25" w:name="troubleshooting"/>
     <w:p>
       <w:pPr>
         <w:pStyle w:val="Heading2"/>
@@ -3557,7 +3862,7 @@
           <w:b/>
           <w:bCs/>
         </w:rPr>
-        <w:t xml:space="preserve">Status: PLANNED (Phase 4 — diagnostics).</w:t>
+        <w:t xml:space="preserve">Status: IMPLEMENTED.</w:t>
       </w:r>
     </w:p>
     <w:tbl>
@@ -3864,8 +4169,8 @@
         </w:tc>
       </w:tr>
     </w:tbl>
-    <w:bookmarkEnd w:id="24"/>
     <w:bookmarkEnd w:id="25"/>
+    <w:bookmarkEnd w:id="26"/>
     <w:sectPr>
       <w:footnotePr>
         <w:numRestart w:val="eachSect"/>

--- a/docs/USER_GUIDE.docx
+++ b/docs/USER_GUIDE.docx
@@ -120,6 +120,23 @@
         <w:t xml:space="preserve">graph</w:t>
       </w:r>
       <w:r>
+        <w:t xml:space="preserve"> </w:t>
+      </w:r>
+      <w:r>
+        <w:t xml:space="preserve">/</w:t>
+      </w:r>
+      <w:r>
+        <w:t xml:space="preserve"> </w:t>
+      </w:r>
+      <w:r>
+        <w:rPr>
+          <w:rStyle w:val="VerbatimChar"/>
+          <w:b/>
+          <w:bCs/>
+        </w:rPr>
+        <w:t xml:space="preserve">watch</w:t>
+      </w:r>
+      <w:r>
         <w:t xml:space="preserve">) are IMPLEMENTED + tested (</w:t>
       </w:r>
       <w:r>
@@ -132,7 +149,22 @@
         <w:t xml:space="preserve"> </w:t>
       </w:r>
       <w:r>
-        <w:t xml:space="preserve">passes); the built</w:t>
+        <w:t xml:space="preserve">passes;</w:t>
+      </w:r>
+      <w:r>
+        <w:t xml:space="preserve"> </w:t>
+      </w:r>
+      <w:r>
+        <w:rPr>
+          <w:rStyle w:val="VerbatimChar"/>
+        </w:rPr>
+        <w:t xml:space="preserve">scripts/e2e.sh</w:t>
+      </w:r>
+      <w:r>
+        <w:t xml:space="preserve"> </w:t>
+      </w:r>
+      <w:r>
+        <w:t xml:space="preserve">GREEN); the built</w:t>
       </w:r>
       <w:r>
         <w:t xml:space="preserve"> </w:t>
@@ -147,7 +179,7 @@
         <w:t xml:space="preserve"> </w:t>
       </w:r>
       <w:r>
-        <w:t xml:space="preserve">binary runs these subcommands today, and the first downstream consumer (Herald) has wired a 66-doc corpus that</w:t>
+        <w:t xml:space="preserve">binary runs every subcommand today, and the first downstream consumer (Herald) has wired a 66-doc corpus that</w:t>
       </w:r>
       <w:r>
         <w:t xml:space="preserve"> </w:t>
@@ -174,7 +206,46 @@
         <w:t xml:space="preserve"> </w:t>
       </w:r>
       <w:r>
-        <w:t xml:space="preserve">daemon (§8) remains PLANNED. See status tags per section.</w:t>
+        <w:t xml:space="preserve">daemon (§8) and the generic</w:t>
+      </w:r>
+      <w:r>
+        <w:t xml:space="preserve"> </w:t>
+      </w:r>
+      <w:r>
+        <w:rPr>
+          <w:rStyle w:val="VerbatimChar"/>
+        </w:rPr>
+        <w:t xml:space="preserve">md-to-sqlite</w:t>
+      </w:r>
+      <w:r>
+        <w:t xml:space="preserve">/</w:t>
+      </w:r>
+      <w:r>
+        <w:rPr>
+          <w:rStyle w:val="VerbatimChar"/>
+        </w:rPr>
+        <w:t xml:space="preserve">sqlite-to-md</w:t>
+      </w:r>
+      <w:r>
+        <w:t xml:space="preserve"> </w:t>
+      </w:r>
+      <w:r>
+        <w:t xml:space="preserve">+</w:t>
+      </w:r>
+      <w:r>
+        <w:t xml:space="preserve"> </w:t>
+      </w:r>
+      <w:r>
+        <w:rPr>
+          <w:rStyle w:val="VerbatimChar"/>
+        </w:rPr>
+        <w:t xml:space="preserve">colorize-html</w:t>
+      </w:r>
+      <w:r>
+        <w:t xml:space="preserve"> </w:t>
+      </w:r>
+      <w:r>
+        <w:t xml:space="preserve">builtins are now IMPLEMENTED. See status tags per section.</w:t>
       </w:r>
       <w:r>
         <w:t xml:space="preserve"> </w:t>
@@ -384,13 +455,7 @@
         <w:t xml:space="preserve"> </w:t>
       </w:r>
       <w:r>
-        <w:t xml:space="preserve">today (each section below is tagged IMPLEMENTED). The only PLANNED shell</w:t>
-      </w:r>
-      <w:r>
-        <w:t xml:space="preserve"> </w:t>
-      </w:r>
-      <w:r>
-        <w:t xml:space="preserve">workflow in this guide is the fsnotify</w:t>
+        <w:t xml:space="preserve">/</w:t>
       </w:r>
       <w:r>
         <w:t xml:space="preserve"> </w:t>
@@ -405,34 +470,25 @@
         <w:t xml:space="preserve"> </w:t>
       </w:r>
       <w:r>
-        <w:t xml:space="preserve">daemon (§8); its copy-paste</w:t>
-      </w:r>
-      <w:r>
-        <w:t xml:space="preserve"> </w:t>
-      </w:r>
-      <w:r>
-        <w:t xml:space="preserve">example shows the DESIGNED interface and is not a claim that</w:t>
-      </w:r>
-      <w:r>
-        <w:t xml:space="preserve"> </w:t>
-      </w:r>
-      <w:r>
-        <w:rPr>
-          <w:rStyle w:val="VerbatimChar"/>
-        </w:rPr>
-        <w:t xml:space="preserve">watch</w:t>
-      </w:r>
-      <w:r>
-        <w:t xml:space="preserve"> </w:t>
-      </w:r>
-      <w:r>
-        <w:t xml:space="preserve">runs</w:t>
-      </w:r>
-      <w:r>
-        <w:t xml:space="preserve"> </w:t>
-      </w:r>
-      <w:r>
-        <w:t xml:space="preserve">today.</w:t>
+        <w:t xml:space="preserve">today, and every section below is tagged IMPLEMENTED. The only</w:t>
+      </w:r>
+      <w:r>
+        <w:t xml:space="preserve"> </w:t>
+      </w:r>
+      <w:r>
+        <w:t xml:space="preserve">remaining PLANNED items are the OPERATOR-GATED distribution phases (the</w:t>
+      </w:r>
+      <w:r>
+        <w:t xml:space="preserve"> </w:t>
+      </w:r>
+      <w:r>
+        <w:t xml:space="preserve">constitution-submodule pointer, Phase 6; the ATMOSphere wiring, Phase 7) — not</w:t>
+      </w:r>
+      <w:r>
+        <w:t xml:space="preserve"> </w:t>
+      </w:r>
+      <w:r>
+        <w:t xml:space="preserve">any engine behaviour in this guide.</w:t>
       </w:r>
     </w:p>
     <w:p>
@@ -3045,7 +3101,40 @@
           <w:b/>
           <w:bCs/>
         </w:rPr>
-        <w:t xml:space="preserve">Status: PLANNED (Phase 4 — fsnotify daemon).</w:t>
+        <w:t xml:space="preserve">Status: IMPLEMENTED (Phase 4 — fsnotify daemon).</w:t>
+      </w:r>
+      <w:r>
+        <w:t xml:space="preserve"> </w:t>
+      </w:r>
+      <w:r>
+        <w:t xml:space="preserve">Proven by the</w:t>
+      </w:r>
+      <w:r>
+        <w:t xml:space="preserve"> </w:t>
+      </w:r>
+      <w:r>
+        <w:t xml:space="preserve">full-automation test</w:t>
+      </w:r>
+      <w:r>
+        <w:t xml:space="preserve"> </w:t>
+      </w:r>
+      <w:r>
+        <w:rPr>
+          <w:rStyle w:val="VerbatimChar"/>
+        </w:rPr>
+        <w:t xml:space="preserve">cmd/docs_chain/watch_test.go</w:t>
+      </w:r>
+      <w:r>
+        <w:t xml:space="preserve"> </w:t>
+      </w:r>
+      <w:r>
+        <w:t xml:space="preserve">(a real source edit</w:t>
+      </w:r>
+      <w:r>
+        <w:t xml:space="preserve"> </w:t>
+      </w:r>
+      <w:r>
+        <w:t xml:space="preserve">triggers a real re-sync through the DAG, no manual step).</w:t>
       </w:r>
     </w:p>
     <w:p>
@@ -3074,7 +3163,29 @@
         <w:t xml:space="preserve"> </w:t>
       </w:r>
       <w:r>
-        <w:t xml:space="preserve">on a debounced settle after edits:</w:t>
+        <w:t xml:space="preserve">on a debounced settle after edits to</w:t>
+      </w:r>
+      <w:r>
+        <w:t xml:space="preserve"> </w:t>
+      </w:r>
+      <w:r>
+        <w:rPr>
+          <w:b/>
+          <w:bCs/>
+        </w:rPr>
+        <w:t xml:space="preserve">source</w:t>
+      </w:r>
+      <w:r>
+        <w:t xml:space="preserve"> </w:t>
+      </w:r>
+      <w:r>
+        <w:t xml:space="preserve">files (derived outputs are</w:t>
+      </w:r>
+      <w:r>
+        <w:t xml:space="preserve"> </w:t>
+      </w:r>
+      <w:r>
+        <w:t xml:space="preserve">not watched, so a sync never re-triggers itself):</w:t>
       </w:r>
     </w:p>
     <w:p>
@@ -3091,7 +3202,19 @@
         <w:rPr>
           <w:rStyle w:val="NormalTok"/>
         </w:rPr>
-        <w:t xml:space="preserve"> watch                 </w:t>
+        <w:t xml:space="preserve"> watch </w:t>
+      </w:r>
+      <w:r>
+        <w:rPr>
+          <w:rStyle w:val="AttributeTok"/>
+        </w:rPr>
+        <w:t xml:space="preserve">--all</w:t>
+      </w:r>
+      <w:r>
+        <w:rPr>
+          <w:rStyle w:val="NormalTok"/>
+        </w:rPr>
+        <w:t xml:space="preserve">                    </w:t>
       </w:r>
       <w:r>
         <w:rPr>
@@ -3112,25 +3235,58 @@
         <w:rPr>
           <w:rStyle w:val="NormalTok"/>
         </w:rPr>
+        <w:t xml:space="preserve"> watch guide                     </w:t>
+      </w:r>
+      <w:r>
+        <w:rPr>
+          <w:rStyle w:val="CommentTok"/>
+        </w:rPr>
+        <w:t xml:space="preserve"># one context</w:t>
+      </w:r>
+      <w:r>
+        <w:br/>
+      </w:r>
+      <w:r>
+        <w:rPr>
+          <w:rStyle w:val="ExtensionTok"/>
+        </w:rPr>
+        <w:t xml:space="preserve">docs_chain</w:t>
+      </w:r>
+      <w:r>
+        <w:rPr>
+          <w:rStyle w:val="NormalTok"/>
+        </w:rPr>
         <w:t xml:space="preserve"> watch </w:t>
       </w:r>
       <w:r>
         <w:rPr>
           <w:rStyle w:val="AttributeTok"/>
         </w:rPr>
-        <w:t xml:space="preserve">--context</w:t>
+        <w:t xml:space="preserve">--all</w:t>
       </w:r>
       <w:r>
         <w:rPr>
           <w:rStyle w:val="NormalTok"/>
         </w:rPr>
-        <w:t xml:space="preserve"> guide </w:t>
+        <w:t xml:space="preserve"> </w:t>
+      </w:r>
+      <w:r>
+        <w:rPr>
+          <w:rStyle w:val="AttributeTok"/>
+        </w:rPr>
+        <w:t xml:space="preserve">--debounce</w:t>
+      </w:r>
+      <w:r>
+        <w:rPr>
+          <w:rStyle w:val="NormalTok"/>
+        </w:rPr>
+        <w:t xml:space="preserve"> 500ms    </w:t>
       </w:r>
       <w:r>
         <w:rPr>
           <w:rStyle w:val="CommentTok"/>
         </w:rPr>
-        <w:t xml:space="preserve"># one context</w:t>
+        <w:t xml:space="preserve"># tune the coalescing window</w:t>
       </w:r>
     </w:p>
     <w:p>
@@ -3138,19 +3294,58 @@
         <w:pStyle w:val="FirstParagraph"/>
       </w:pPr>
       <w:r>
-        <w:t xml:space="preserve">Stop it with Ctrl-C. The daemon uses fsnotify (via</w:t>
-      </w:r>
-      <w:r>
-        <w:t xml:space="preserve"> </w:t>
-      </w:r>
-      <w:r>
-        <w:rPr>
-          <w:rStyle w:val="VerbatimChar"/>
-        </w:rPr>
-        <w:t xml:space="preserve">vasic-digital/Watcher</w:t>
-      </w:r>
-      <w:r>
-        <w:t xml:space="preserve">) — no external daemon process is required.</w:t>
+        <w:t xml:space="preserve">Stop it with Ctrl-C (or SIGTERM) — the daemon exits 0. It uses</w:t>
+      </w:r>
+      <w:r>
+        <w:t xml:space="preserve"> </w:t>
+      </w:r>
+      <w:r>
+        <w:rPr>
+          <w:rStyle w:val="VerbatimChar"/>
+        </w:rPr>
+        <w:t xml:space="preserve">github.com/fsnotify/fsnotify</w:t>
+      </w:r>
+      <w:r>
+        <w:t xml:space="preserve">; no external daemon process is required. Every</w:t>
+      </w:r>
+      <w:r>
+        <w:t xml:space="preserve"> </w:t>
+      </w:r>
+      <w:r>
+        <w:t xml:space="preserve">debounced sync writes the same</w:t>
+      </w:r>
+      <w:r>
+        <w:t xml:space="preserve"> </w:t>
+      </w:r>
+      <w:r>
+        <w:rPr>
+          <w:rStyle w:val="VerbatimChar"/>
+        </w:rPr>
+        <w:t xml:space="preserve">qa-results/docs_chain/&lt;run-id&gt;/</w:t>
+      </w:r>
+      <w:r>
+        <w:t xml:space="preserve"> </w:t>
+      </w:r>
+      <w:r>
+        <w:t xml:space="preserve">evidence as a</w:t>
+      </w:r>
+      <w:r>
+        <w:t xml:space="preserve"> </w:t>
+      </w:r>
+      <w:r>
+        <w:t xml:space="preserve">manual</w:t>
+      </w:r>
+      <w:r>
+        <w:t xml:space="preserve"> </w:t>
+      </w:r>
+      <w:r>
+        <w:rPr>
+          <w:rStyle w:val="VerbatimChar"/>
+        </w:rPr>
+        <w:t xml:space="preserve">sync</w:t>
+      </w:r>
+      <w:r>
+        <w:t xml:space="preserve">.</w:t>
       </w:r>
     </w:p>
     <w:p>
